--- a/src/OperationMaps.Infrastructure/Word/Resources/Content/Template.docx
+++ b/src/OperationMaps.Infrastructure/Word/Resources/Content/Template.docx
@@ -7009,23 +7009,27 @@
                               <w:rPr>
                                 <w:b/>
                                 <w:sz w:val="36"/>
+                                <w:lang w:val="en-US"/>
                               </w:rPr>
-                              <w:t>ВЕИР.</w:t>
+                              <w:t>&lt;</w:t>
                             </w:r>
-                            <w:r>
-                              <w:rPr>
-                                <w:b/>
-                                <w:sz w:val="36"/>
-                              </w:rPr>
-                              <w:t>687282.84</w:t>
-                            </w:r>
+                            <w:proofErr w:type="spellStart"/>
                             <w:r>
                               <w:rPr>
                                 <w:b/>
                                 <w:sz w:val="36"/>
                                 <w:lang w:val="en-US"/>
                               </w:rPr>
-                              <w:t>6</w:t>
+                              <w:t>DocumentNumber</w:t>
+                            </w:r>
+                            <w:proofErr w:type="spellEnd"/>
+                            <w:r>
+                              <w:rPr>
+                                <w:b/>
+                                <w:sz w:val="36"/>
+                                <w:lang w:val="en-US"/>
+                              </w:rPr>
+                              <w:t>&gt;</w:t>
                             </w:r>
                             <w:r>
                               <w:rPr>
@@ -8148,23 +8152,27 @@
                         <w:rPr>
                           <w:b/>
                           <w:sz w:val="36"/>
+                          <w:lang w:val="en-US"/>
                         </w:rPr>
-                        <w:t>ВЕИР.</w:t>
+                        <w:t>&lt;</w:t>
                       </w:r>
-                      <w:r>
-                        <w:rPr>
-                          <w:b/>
-                          <w:sz w:val="36"/>
-                        </w:rPr>
-                        <w:t>687282.84</w:t>
-                      </w:r>
+                      <w:proofErr w:type="spellStart"/>
                       <w:r>
                         <w:rPr>
                           <w:b/>
                           <w:sz w:val="36"/>
                           <w:lang w:val="en-US"/>
                         </w:rPr>
-                        <w:t>6</w:t>
+                        <w:t>DocumentNumber</w:t>
+                      </w:r>
+                      <w:proofErr w:type="spellEnd"/>
+                      <w:r>
+                        <w:rPr>
+                          <w:b/>
+                          <w:sz w:val="36"/>
+                          <w:lang w:val="en-US"/>
+                        </w:rPr>
+                        <w:t>&gt;</w:t>
                       </w:r>
                       <w:r>
                         <w:rPr>
